--- a/stardom.docx
+++ b/stardom.docx
@@ -1,6 +1,6 @@
 
 <file path=word/document.xml><?xml version="1.0" encoding="utf-8"?>
-<w:document xmlns:wpc="http://schemas.microsoft.com/office/word/2010/wordprocessingCanvas" xmlns:cx="http://schemas.microsoft.com/office/drawing/2014/chartex" xmlns:cx1="http://schemas.microsoft.com/office/drawing/2015/9/8/chartex" xmlns:cx2="http://schemas.microsoft.com/office/drawing/2015/10/21/chartex" xmlns:cx3="http://schemas.microsoft.com/office/drawing/2016/5/9/chartex" xmlns:cx4="http://schemas.microsoft.com/office/drawing/2016/5/10/chartex" xmlns:cx5="http://schemas.microsoft.com/office/drawing/2016/5/11/chartex" xmlns:cx6="http://schemas.microsoft.com/office/drawing/2016/5/12/chartex" xmlns:cx7="http://schemas.microsoft.com/office/drawing/2016/5/13/chartex" xmlns:cx8="http://schemas.microsoft.com/office/drawing/2016/5/14/chartex" xmlns:mc="http://schemas.openxmlformats.org/markup-compatibility/2006" xmlns:aink="http://schemas.microsoft.com/office/drawing/2016/ink" xmlns:am3d="http://schemas.microsoft.com/office/drawing/2017/model3d" xmlns:o="urn:schemas-microsoft-com:office:office" xmlns:oel="http://schemas.microsoft.com/office/2019/extlst" xmlns:r="http://schemas.openxmlformats.org/officeDocument/2006/relationships" xmlns:m="http://schemas.openxmlformats.org/officeDocument/2006/math" xmlns:v="urn:schemas-microsoft-com:vml" xmlns:wp14="http://schemas.microsoft.com/office/word/2010/wordprocessingDrawing" xmlns:wp="http://schemas.openxmlformats.org/drawingml/2006/wordprocessingDrawing" xmlns:w10="urn:schemas-microsoft-com:office:word" xmlns:w="http://schemas.openxmlformats.org/wordprocessingml/2006/main" xmlns:w14="http://schemas.microsoft.com/office/word/2010/wordml" xmlns:w15="http://schemas.microsoft.com/office/word/2012/wordml" xmlns:w16cex="http://schemas.microsoft.com/office/word/2018/wordml/cex" xmlns:w16cid="http://schemas.microsoft.com/office/word/2016/wordml/cid" xmlns:w16="http://schemas.microsoft.com/office/word/2018/wordml" xmlns:w16du="http://schemas.microsoft.com/office/word/2023/wordml/word16du" xmlns:w16sdtdh="http://schemas.microsoft.com/office/word/2020/wordml/sdtdatahash" xmlns:w16se="http://schemas.microsoft.com/office/word/2015/wordml/symex" xmlns:wpg="http://schemas.microsoft.com/office/word/2010/wordprocessingGroup" xmlns:wpi="http://schemas.microsoft.com/office/word/2010/wordprocessingInk" xmlns:wne="http://schemas.microsoft.com/office/word/2006/wordml" xmlns:wps="http://schemas.microsoft.com/office/word/2010/wordprocessingShape" mc:Ignorable="w14 w15 w16se w16cid w16 w16cex w16sdtdh w16du wp14">
+<w:document xmlns:mc="http://schemas.openxmlformats.org/markup-compatibility/2006" xmlns:w="http://schemas.openxmlformats.org/wordprocessingml/2006/main" xmlns:w14="http://schemas.microsoft.com/office/word/2010/wordml" xmlns:aink="http://schemas.microsoft.com/office/drawing/2016/ink" xmlns:am3d="http://schemas.microsoft.com/office/drawing/2017/model3d" xmlns:cx="http://schemas.microsoft.com/office/drawing/2014/chartex" xmlns:cx1="http://schemas.microsoft.com/office/drawing/2015/9/8/chartex" xmlns:cx2="http://schemas.microsoft.com/office/drawing/2015/10/21/chartex" xmlns:cx3="http://schemas.microsoft.com/office/drawing/2016/5/9/chartex" xmlns:cx4="http://schemas.microsoft.com/office/drawing/2016/5/10/chartex" xmlns:cx5="http://schemas.microsoft.com/office/drawing/2016/5/11/chartex" xmlns:cx6="http://schemas.microsoft.com/office/drawing/2016/5/12/chartex" xmlns:cx7="http://schemas.microsoft.com/office/drawing/2016/5/13/chartex" xmlns:cx8="http://schemas.microsoft.com/office/drawing/2016/5/14/chartex" xmlns:m="http://schemas.openxmlformats.org/officeDocument/2006/math" xmlns:o="urn:schemas-microsoft-com:office:office" xmlns:oel="http://schemas.microsoft.com/office/2019/extlst" xmlns:r="http://schemas.openxmlformats.org/officeDocument/2006/relationships" xmlns:v="urn:schemas-microsoft-com:vml" xmlns:w10="urn:schemas-microsoft-com:office:word" xmlns:w15="http://schemas.microsoft.com/office/word/2012/wordml" xmlns:w16="http://schemas.microsoft.com/office/word/2018/wordml" xmlns:w16cex="http://schemas.microsoft.com/office/word/2018/wordml/cex" xmlns:w16cid="http://schemas.microsoft.com/office/word/2016/wordml/cid" xmlns:w16du="http://schemas.microsoft.com/office/word/2023/wordml/word16du" xmlns:w16sdtdh="http://schemas.microsoft.com/office/word/2020/wordml/sdtdatahash" xmlns:w16se="http://schemas.microsoft.com/office/word/2015/wordml/symex" xmlns:wne="http://schemas.microsoft.com/office/word/2006/wordml" xmlns:wp="http://schemas.openxmlformats.org/drawingml/2006/wordprocessingDrawing" xmlns:wp14="http://schemas.microsoft.com/office/word/2010/wordprocessingDrawing" xmlns:wpc="http://schemas.microsoft.com/office/word/2010/wordprocessingCanvas" xmlns:wpg="http://schemas.microsoft.com/office/word/2010/wordprocessingGroup" xmlns:wpi="http://schemas.microsoft.com/office/word/2010/wordprocessingInk" xmlns:wps="http://schemas.microsoft.com/office/word/2010/wordprocessingShape" mc:Ignorable="w14 w15 w16se w16cid w16 w16cex w16sdtdh w16du wp14">
   <w:body>
     <w:p>
       <w:pPr>
@@ -102,6 +102,7 @@
         <w:rPr>
           <w:b/>
         </w:rPr>
+        <w:lastRenderedPageBreak/>
         <w:t>CHAPTER 1</w:t>
       </w:r>
     </w:p>
@@ -185,10 +186,21 @@
       <w:pPr>
         <w:spacing w:after="0" w:line="480" w:lineRule="auto"/>
       </w:pPr>
-      <w:r>
-        <w:rPr>
-          <w:b/>
-        </w:rPr>
+    </w:p>
+    <w:p>
+      <w:pPr>
+        <w:spacing w:after="0" w:line="480" w:lineRule="auto"/>
+      </w:pPr>
+    </w:p>
+    <w:p>
+      <w:pPr>
+        <w:spacing w:after="0" w:line="480" w:lineRule="auto"/>
+      </w:pPr>
+      <w:r>
+        <w:rPr>
+          <w:b/>
+        </w:rPr>
+        <w:lastRenderedPageBreak/>
         <w:t xml:space="preserve">Specific Problems: </w:t>
       </w:r>
     </w:p>
@@ -311,6 +323,7 @@
         <w:ind w:left="720" w:hanging="720"/>
       </w:pPr>
       <w:r>
+        <w:lastRenderedPageBreak/>
         <w:t>4. To allow customers to request custom commissions and track them through each stage of the pipeline.</w:t>
       </w:r>
     </w:p>
@@ -443,6 +456,7 @@
         <w:ind w:left="720" w:hanging="360"/>
       </w:pPr>
       <w:r>
+        <w:lastRenderedPageBreak/>
         <w:t>- Delivery: shipping address and contact phone, delivery status (PENDING, CONFIRMED, PROCESSING, SHIPPED, DELIVERED), and courier tracking codes.</w:t>
       </w:r>
     </w:p>
@@ -544,17 +558,18 @@
         <w:ind w:left="720" w:hanging="360"/>
       </w:pPr>
       <w:r>
-        <w:t>- It runs on a development environment (IIS Express with MySQL via XAMPP) and is shared through a Cloudflare tunnel; production hosting and a public domain are out of scope.</w:t>
-      </w:r>
-    </w:p>
-    <w:p>
-      <w:pPr>
-        <w:spacing w:after="0" w:line="480" w:lineRule="auto"/>
-      </w:pPr>
-      <w:r>
-        <w:rPr>
-          <w:b/>
-        </w:rPr>
+        <w:t xml:space="preserve">- It runs on IIS Express against a Supabase/PostgreSQL database (a Supabase project in the cloud, or a local PostgreSQL install for offline development), and is also containerized for a cloud demo host (Docker on Ubuntu with the Mono/XSP4 runtime, deployed to Render), while public sharing is done through a Cloudflare tunnel; a permanent production domain, off-site backups, and high-availability hosting are out of scope.</w:t>
+      </w:r>
+    </w:p>
+    <w:p>
+      <w:pPr>
+        <w:spacing w:after="0" w:line="480" w:lineRule="auto"/>
+      </w:pPr>
+      <w:r>
+        <w:rPr>
+          <w:b/>
+        </w:rPr>
+        <w:lastRenderedPageBreak/>
         <w:t>1.6 Definition of Terms</w:t>
       </w:r>
     </w:p>
@@ -775,6 +790,61 @@
       </w:r>
     </w:p>
     <w:p>
+      <w:pPr>
+        <w:spacing w:after="0" w:line="480" w:lineRule="auto"/>
+        <w:ind w:left="720" w:hanging="360"/>
+      </w:pPr>
+      <w:r>
+        <w:lastRenderedPageBreak/>
+        <w:t xml:space="preserve">- </w:t>
+      </w:r>
+      <w:r>
+        <w:rPr>
+          <w:b/>
+        </w:rPr>
+        <w:t xml:space="preserve">Commission Slot - </w:t>
+      </w:r>
+      <w:r>
+        <w:t>the capacity an artist sets for how many commissions they can accept at once; customers see the available slots and each commission in progress occupies one.</w:t>
+      </w:r>
+    </w:p>
+    <w:p>
+      <w:pPr>
+        <w:spacing w:after="0" w:line="480" w:lineRule="auto"/>
+        <w:ind w:left="720" w:hanging="360"/>
+      </w:pPr>
+      <w:r>
+        <w:t xml:space="preserve">- </w:t>
+      </w:r>
+      <w:r>
+        <w:rPr>
+          <w:b/>
+        </w:rPr>
+        <w:t xml:space="preserve">CSRF Token - </w:t>
+      </w:r>
+      <w:r>
+        <w:t>a per-session random value submitted with every form post and checked on the server, which stops another website from submitting a request on a signed-in user’s behalf.</w:t>
+      </w:r>
+    </w:p>
+    <w:p>
+      <w:pPr>
+        <w:spacing w:after="0" w:line="480" w:lineRule="auto"/>
+        <w:ind w:left="720" w:hanging="360"/>
+      </w:pPr>
+      <w:r>
+        <w:t xml:space="preserve">- </w:t>
+      </w:r>
+      <w:r>
+        <w:rPr>
+          <w:b/>
+        </w:rPr>
+        <w:t xml:space="preserve">Event Stock - </w:t>
+      </w:r>
+      <w:r>
+        <w:t>the quantity of a product allocated to a single pop-up event, tracked apart from the product’s general stock so booth sales do not consume online inventory.</w:t>
+      </w:r>
+    </w:p>
+    <w:p>
       <w:r>
         <w:br w:type="page"/>
       </w:r>
@@ -791,6 +861,7 @@
         <w:rPr>
           <w:b/>
         </w:rPr>
+        <w:lastRenderedPageBreak/>
         <w:t>CHAPTER 2</w:t>
       </w:r>
     </w:p>
@@ -892,14 +963,8 @@
       </w:r>
     </w:p>
     <w:p>
-      <w:pPr>
-        <w:spacing w:after="0" w:line="480" w:lineRule="auto"/>
-      </w:pPr>
-      <w:r>
-        <w:rPr>
-          <w:b/>
-        </w:rPr>
-        <w:t>2.3 Synthesis and Conceptual Framework</w:t>
+      <w:r>
+        <w:br w:type="page"/>
       </w:r>
     </w:p>
     <w:p>
@@ -908,38 +973,16 @@
         <w:ind w:firstLine="720"/>
         <w:jc w:val="both"/>
       </w:pPr>
-      <w:r>
-        <w:t>The proposed system can be described with an Input-Process-Output model:</w:t>
-      </w:r>
-    </w:p>
-    <w:p>
-      <w:pPr>
-        <w:spacing w:after="0" w:line="480" w:lineRule="auto"/>
-        <w:ind w:left="720" w:hanging="360"/>
-        <w:jc w:val="both"/>
-      </w:pPr>
-      <w:r>
-        <w:t>- INPUT - product, bundle, and promo data; customer and merchant accounts; orders and commission requests; payments and shipping details; reviews.</w:t>
-      </w:r>
-    </w:p>
-    <w:p>
-      <w:pPr>
-        <w:spacing w:after="0" w:line="480" w:lineRule="auto"/>
-        <w:ind w:left="720" w:hanging="360"/>
-        <w:jc w:val="both"/>
-      </w:pPr>
-      <w:r>
-        <w:t>- PROCESS - catalog management, cart and checkout validation, order, payment, and delivery tracking, the commission pipeline and messaging, verified-review gating, notification dispatch, and sales reporting.</w:t>
-      </w:r>
-    </w:p>
-    <w:p>
-      <w:pPr>
-        <w:spacing w:after="0" w:line="480" w:lineRule="auto"/>
-        <w:ind w:left="720" w:hanging="360"/>
-        <w:jc w:val="both"/>
-      </w:pPr>
-      <w:r>
-        <w:t>- OUTPUT - digital receipts, order and commission numbers, status updates and notifications, dashboards and sales reports, and trusted reviews.</w:t>
+    </w:p>
+    <w:p>
+      <w:pPr>
+        <w:spacing w:after="0" w:line="480" w:lineRule="auto"/>
+      </w:pPr>
+      <w:r>
+        <w:rPr>
+          <w:b/>
+        </w:rPr>
+        <w:t>2.3 Synthesis and Conceptual Framework</w:t>
       </w:r>
     </w:p>
     <w:p>
@@ -949,6 +992,46 @@
         <w:jc w:val="both"/>
       </w:pPr>
       <w:r>
+        <w:t>The proposed system can be described with an Input-Process-Output model:</w:t>
+      </w:r>
+    </w:p>
+    <w:p>
+      <w:pPr>
+        <w:spacing w:after="0" w:line="480" w:lineRule="auto"/>
+        <w:ind w:left="720" w:hanging="360"/>
+        <w:jc w:val="both"/>
+      </w:pPr>
+      <w:r>
+        <w:t>- INPUT - product, bundle, and promo data; customer and merchant accounts; orders and commission requests; payments and shipping details; reviews.</w:t>
+      </w:r>
+    </w:p>
+    <w:p>
+      <w:pPr>
+        <w:spacing w:after="0" w:line="480" w:lineRule="auto"/>
+        <w:ind w:left="720" w:hanging="360"/>
+        <w:jc w:val="both"/>
+      </w:pPr>
+      <w:r>
+        <w:t>- PROCESS - catalog management, cart and checkout validation, order, payment, and delivery tracking, the commission pipeline and messaging, verified-review gating, notification dispatch, and sales reporting.</w:t>
+      </w:r>
+    </w:p>
+    <w:p>
+      <w:pPr>
+        <w:spacing w:after="0" w:line="480" w:lineRule="auto"/>
+        <w:ind w:left="720" w:hanging="360"/>
+        <w:jc w:val="both"/>
+      </w:pPr>
+      <w:r>
+        <w:t>- OUTPUT - digital receipts, order and commission numbers, status updates and notifications, dashboards and sales reports, and trusted reviews.</w:t>
+      </w:r>
+    </w:p>
+    <w:p>
+      <w:pPr>
+        <w:spacing w:after="0" w:line="480" w:lineRule="auto"/>
+        <w:ind w:firstLine="720"/>
+        <w:jc w:val="both"/>
+      </w:pPr>
+      <w:r>
         <w:t>The synthesis across the reviewed systems and the current practice is that a single integrated web platform closes the gaps that distributed tools leave open. STAR:DOM consolidates storefront sales, custom commissions, payments, delivery tracking, digital receipts, notifications, sales reports, and verified reviews in one system tailored to a single local brand.</w:t>
       </w:r>
     </w:p>
@@ -969,6 +1052,7 @@
         <w:rPr>
           <w:b/>
         </w:rPr>
+        <w:lastRenderedPageBreak/>
         <w:t>CHAPTER 3</w:t>
       </w:r>
     </w:p>
@@ -1322,6 +1406,7 @@
         <w:ind w:left="720" w:hanging="360"/>
       </w:pPr>
       <w:r>
+        <w:lastRenderedPageBreak/>
         <w:t>- Delivery and order status display</w:t>
       </w:r>
     </w:p>
@@ -1407,9 +1492,9 @@
         <w:tblLook w:val="04A0" w:firstRow="1" w:lastRow="0" w:firstColumn="1" w:lastColumn="0" w:noHBand="0" w:noVBand="1"/>
       </w:tblPr>
       <w:tblGrid>
-        <w:gridCol w:w="1345"/>
-        <w:gridCol w:w="5044"/>
-        <w:gridCol w:w="2961"/>
+        <w:gridCol w:w="1339"/>
+        <w:gridCol w:w="5257"/>
+        <w:gridCol w:w="2754"/>
       </w:tblGrid>
       <w:tr>
         <w:tc>
@@ -1573,7 +1658,7 @@
               <w:rPr>
                 <w:sz w:val="22"/>
               </w:rPr>
-              <w:t>Service and helper layer (AuthService, CatalogService, CartService, OrderService, CommissionService, NotificationService, ReviewService, PasswordHasher, Validators, WebUi)</w:t>
+              <w:t>Service and helper layer (AuthService, CatalogService, CartService, OrderService, CommissionService, EventService, NotificationService, ReportService, plus PasswordHasher, Validators, Guard, Session, Csrf, WebUi)</w:t>
             </w:r>
           </w:p>
         </w:tc>
@@ -1651,7 +1736,7 @@
               <w:rPr>
                 <w:sz w:val="22"/>
               </w:rPr>
-              <w:t>Parameterized SQL access per entity</w:t>
+              <w:t xml:space="preserve">Parameterized SQL via Npgsql; no ORM or query builder</w:t>
             </w:r>
           </w:p>
         </w:tc>
@@ -1691,7 +1776,7 @@
               <w:rPr>
                 <w:sz w:val="22"/>
               </w:rPr>
-              <w:t>MySQL database (stardom)</w:t>
+              <w:t xml:space="preserve">Supabase (PostgreSQL) database (stardom)</w:t>
             </w:r>
           </w:p>
         </w:tc>
@@ -1794,6 +1879,7 @@
         <w:ind w:left="720" w:hanging="360"/>
       </w:pPr>
       <w:r>
+        <w:lastRenderedPageBreak/>
         <w:t>- Delivery status updates and courier tracking code generation on shipping.</w:t>
       </w:r>
     </w:p>
@@ -1859,7 +1945,7 @@
         <w:ind w:left="720" w:hanging="360"/>
       </w:pPr>
       <w:r>
-        <w:t>- Security: PBKDF2-HMAC-SHA256 password hashing (10,000 iterations), server-side role checks on every protected page, parameterized SQL everywhere to prevent injection, request validation enabled, custom errors enabled, and debugging disabled in the published build.</w:t>
+        <w:t>- Security: PBKDF2-HMAC-SHA256 password hashing (10,000 iterations) with a per-user random salt and constant-time comparison, server-side role checks on every protected page, per-request ownership checks on order and payment actions, parameterized SQL everywhere to prevent injection, a synchronizer CSRF token verified on every POST, database credentials supplied through environment variables instead of the configuration file, custom errors enabled, and debugging disabled in the published build.</w:t>
       </w:r>
     </w:p>
     <w:p>
@@ -1877,7 +1963,7 @@
         <w:ind w:left="720" w:hanging="360"/>
       </w:pPr>
       <w:r>
-        <w:t>- Reliability: transactions on multi-step writes, stock restored on cancellation, and technical errors logged to an auto-pruned error table without breaking the page.</w:t>
+        <w:t>- Reliability: multi-step writes are wrapped in database transactions so a partial order or sale is never persisted, stock decrements are conditional and pop-up booth sales lock their inventory row so concurrent buyers cannot oversell, stock is restored on cancellation, and technical errors are logged to an auto-pruned error table without breaking the page.</w:t>
       </w:r>
     </w:p>
     <w:p>
@@ -1895,6 +1981,7 @@
         <w:ind w:left="720" w:hanging="360"/>
       </w:pPr>
       <w:r>
+        <w:lastRenderedPageBreak/>
         <w:t>- Usability: a consistent master-page layout with a branded top bar and footer, and responsive styling.</w:t>
       </w:r>
     </w:p>
@@ -1916,7 +2003,7 @@
         <w:jc w:val="both"/>
       </w:pPr>
       <w:r>
-        <w:t>The stardom database uses normalized relational tables with foreign-key indexes. The main tables are summarized below.</w:t>
+        <w:t xml:space="preserve">The stardom database uses 28 normalized relational tables on PostgreSQL, enforcing referential integrity through 37 foreign keys and supported by 36 secondary indexes, with row-level security enabled on every table. Lifecycle columns (order status, payment status, event status, commission status) are stored as short text values whose permitted transitions are enforced in the business layer, which keeps the allowed workflow states visible in one place in the code. A merchant’s open commission capacity is denormalized onto their account as a slot capacity, from which the available slots are computed at read time. The main tables are summarized below.</w:t>
       </w:r>
     </w:p>
     <w:tbl>
@@ -1926,8 +2013,8 @@
         <w:tblLook w:val="04A0" w:firstRow="1" w:lastRow="0" w:firstColumn="1" w:lastColumn="0" w:noHBand="0" w:noVBand="1"/>
       </w:tblPr>
       <w:tblGrid>
-        <w:gridCol w:w="4370"/>
-        <w:gridCol w:w="4980"/>
+        <w:gridCol w:w="4597"/>
+        <w:gridCol w:w="4753"/>
       </w:tblGrid>
       <w:tr>
         <w:tc>
@@ -2031,26 +2118,26 @@
               <w:rPr>
                 <w:sz w:val="22"/>
               </w:rPr>
-              <w:t>Products, ProductVariants, ProductImages</w:t>
-            </w:r>
-          </w:p>
-        </w:tc>
-        <w:tc>
-          <w:tcPr>
-            <w:tcW w:w="0" w:type="auto"/>
-          </w:tcPr>
-          <w:p>
-            <w:pPr>
-              <w:jc w:val="both"/>
-              <w:rPr>
-                <w:sz w:val="22"/>
-              </w:rPr>
-            </w:pPr>
-            <w:r>
-              <w:rPr>
-                <w:sz w:val="22"/>
-              </w:rPr>
-              <w:t>Catalog, sizes, stock levels, and images</w:t>
+              <w:t>Categories</w:t>
+            </w:r>
+          </w:p>
+        </w:tc>
+        <w:tc>
+          <w:tcPr>
+            <w:tcW w:w="0" w:type="auto"/>
+          </w:tcPr>
+          <w:p>
+            <w:pPr>
+              <w:jc w:val="both"/>
+              <w:rPr>
+                <w:sz w:val="22"/>
+              </w:rPr>
+            </w:pPr>
+            <w:r>
+              <w:rPr>
+                <w:sz w:val="22"/>
+              </w:rPr>
+              <w:t>Product grouping used to filter and browse the catalog</w:t>
             </w:r>
           </w:p>
         </w:tc>
@@ -2071,26 +2158,26 @@
               <w:rPr>
                 <w:sz w:val="22"/>
               </w:rPr>
-              <w:t>Bundles, BundleItems</w:t>
-            </w:r>
-          </w:p>
-        </w:tc>
-        <w:tc>
-          <w:tcPr>
-            <w:tcW w:w="0" w:type="auto"/>
-          </w:tcPr>
-          <w:p>
-            <w:pPr>
-              <w:jc w:val="both"/>
-              <w:rPr>
-                <w:sz w:val="22"/>
-              </w:rPr>
-            </w:pPr>
-            <w:r>
-              <w:rPr>
-                <w:sz w:val="22"/>
-              </w:rPr>
-              <w:t>Packaged product sets</w:t>
+              <w:t>Products, ProductVariants, ProductImages</w:t>
+            </w:r>
+          </w:p>
+        </w:tc>
+        <w:tc>
+          <w:tcPr>
+            <w:tcW w:w="0" w:type="auto"/>
+          </w:tcPr>
+          <w:p>
+            <w:pPr>
+              <w:jc w:val="both"/>
+              <w:rPr>
+                <w:sz w:val="22"/>
+              </w:rPr>
+            </w:pPr>
+            <w:r>
+              <w:rPr>
+                <w:sz w:val="22"/>
+              </w:rPr>
+              <w:t>Catalog, sizes, stock levels, and images</w:t>
             </w:r>
           </w:p>
         </w:tc>
@@ -2111,26 +2198,26 @@
               <w:rPr>
                 <w:sz w:val="22"/>
               </w:rPr>
-              <w:t>Promotions</w:t>
-            </w:r>
-          </w:p>
-        </w:tc>
-        <w:tc>
-          <w:tcPr>
-            <w:tcW w:w="0" w:type="auto"/>
-          </w:tcPr>
-          <w:p>
-            <w:pPr>
-              <w:jc w:val="both"/>
-              <w:rPr>
-                <w:sz w:val="22"/>
-              </w:rPr>
-            </w:pPr>
-            <w:r>
-              <w:rPr>
-                <w:sz w:val="22"/>
-              </w:rPr>
-              <w:t>Limited and permanent discounts</w:t>
+              <w:t>Bundles, BundleItems</w:t>
+            </w:r>
+          </w:p>
+        </w:tc>
+        <w:tc>
+          <w:tcPr>
+            <w:tcW w:w="0" w:type="auto"/>
+          </w:tcPr>
+          <w:p>
+            <w:pPr>
+              <w:jc w:val="both"/>
+              <w:rPr>
+                <w:sz w:val="22"/>
+              </w:rPr>
+            </w:pPr>
+            <w:r>
+              <w:rPr>
+                <w:sz w:val="22"/>
+              </w:rPr>
+              <w:t>Packaged product sets</w:t>
             </w:r>
           </w:p>
         </w:tc>
@@ -2151,26 +2238,26 @@
               <w:rPr>
                 <w:sz w:val="22"/>
               </w:rPr>
-              <w:t>Carts, CartItems</w:t>
-            </w:r>
-          </w:p>
-        </w:tc>
-        <w:tc>
-          <w:tcPr>
-            <w:tcW w:w="0" w:type="auto"/>
-          </w:tcPr>
-          <w:p>
-            <w:pPr>
-              <w:jc w:val="both"/>
-              <w:rPr>
-                <w:sz w:val="22"/>
-              </w:rPr>
-            </w:pPr>
-            <w:r>
-              <w:rPr>
-                <w:sz w:val="22"/>
-              </w:rPr>
-              <w:t>Shopping cart contents</w:t>
+              <w:t>Promotions</w:t>
+            </w:r>
+          </w:p>
+        </w:tc>
+        <w:tc>
+          <w:tcPr>
+            <w:tcW w:w="0" w:type="auto"/>
+          </w:tcPr>
+          <w:p>
+            <w:pPr>
+              <w:jc w:val="both"/>
+              <w:rPr>
+                <w:sz w:val="22"/>
+              </w:rPr>
+            </w:pPr>
+            <w:r>
+              <w:rPr>
+                <w:sz w:val="22"/>
+              </w:rPr>
+              <w:t>Limited and permanent discounts</w:t>
             </w:r>
           </w:p>
         </w:tc>
@@ -2191,26 +2278,26 @@
               <w:rPr>
                 <w:sz w:val="22"/>
               </w:rPr>
-              <w:t>Orders, OrderItems</w:t>
-            </w:r>
-          </w:p>
-        </w:tc>
-        <w:tc>
-          <w:tcPr>
-            <w:tcW w:w="0" w:type="auto"/>
-          </w:tcPr>
-          <w:p>
-            <w:pPr>
-              <w:jc w:val="both"/>
-              <w:rPr>
-                <w:sz w:val="22"/>
-              </w:rPr>
-            </w:pPr>
-            <w:r>
-              <w:rPr>
-                <w:sz w:val="22"/>
-              </w:rPr>
-              <w:t>Purchases with auto numbers (SD-YYYYMMDD-NNNN)</w:t>
+              <w:t>Cart, CartItems</w:t>
+            </w:r>
+          </w:p>
+        </w:tc>
+        <w:tc>
+          <w:tcPr>
+            <w:tcW w:w="0" w:type="auto"/>
+          </w:tcPr>
+          <w:p>
+            <w:pPr>
+              <w:jc w:val="both"/>
+              <w:rPr>
+                <w:sz w:val="22"/>
+              </w:rPr>
+            </w:pPr>
+            <w:r>
+              <w:rPr>
+                <w:sz w:val="22"/>
+              </w:rPr>
+              <w:t>Shopping cart contents</w:t>
             </w:r>
           </w:p>
         </w:tc>
@@ -2231,26 +2318,26 @@
               <w:rPr>
                 <w:sz w:val="22"/>
               </w:rPr>
-              <w:t>Payments</w:t>
-            </w:r>
-          </w:p>
-        </w:tc>
-        <w:tc>
-          <w:tcPr>
-            <w:tcW w:w="0" w:type="auto"/>
-          </w:tcPr>
-          <w:p>
-            <w:pPr>
-              <w:jc w:val="both"/>
-              <w:rPr>
-                <w:sz w:val="22"/>
-              </w:rPr>
-            </w:pPr>
-            <w:r>
-              <w:rPr>
-                <w:sz w:val="22"/>
-              </w:rPr>
-              <w:t>Payment method (GCash, Maya, Card, COD) and status</w:t>
+              <w:t>WishlistItems</w:t>
+            </w:r>
+          </w:p>
+        </w:tc>
+        <w:tc>
+          <w:tcPr>
+            <w:tcW w:w="0" w:type="auto"/>
+          </w:tcPr>
+          <w:p>
+            <w:pPr>
+              <w:jc w:val="both"/>
+              <w:rPr>
+                <w:sz w:val="22"/>
+              </w:rPr>
+            </w:pPr>
+            <w:r>
+              <w:rPr>
+                <w:sz w:val="22"/>
+              </w:rPr>
+              <w:t>Saved products for a later purchase</w:t>
             </w:r>
           </w:p>
         </w:tc>
@@ -2271,26 +2358,26 @@
               <w:rPr>
                 <w:sz w:val="22"/>
               </w:rPr>
-              <w:t>Shipments</w:t>
-            </w:r>
-          </w:p>
-        </w:tc>
-        <w:tc>
-          <w:tcPr>
-            <w:tcW w:w="0" w:type="auto"/>
-          </w:tcPr>
-          <w:p>
-            <w:pPr>
-              <w:jc w:val="both"/>
-              <w:rPr>
-                <w:sz w:val="22"/>
-              </w:rPr>
-            </w:pPr>
-            <w:r>
-              <w:rPr>
-                <w:sz w:val="22"/>
-              </w:rPr>
-              <w:t>Delivery address, courier, and tracking status</w:t>
+              <w:t>Orders, OrderItems</w:t>
+            </w:r>
+          </w:p>
+        </w:tc>
+        <w:tc>
+          <w:tcPr>
+            <w:tcW w:w="0" w:type="auto"/>
+          </w:tcPr>
+          <w:p>
+            <w:pPr>
+              <w:jc w:val="both"/>
+              <w:rPr>
+                <w:sz w:val="22"/>
+              </w:rPr>
+            </w:pPr>
+            <w:r>
+              <w:rPr>
+                <w:sz w:val="22"/>
+              </w:rPr>
+              <w:t>Purchases with auto numbers (SD-YYYYMMDD-NNNN)</w:t>
             </w:r>
           </w:p>
         </w:tc>
@@ -2311,26 +2398,26 @@
               <w:rPr>
                 <w:sz w:val="22"/>
               </w:rPr>
-              <w:t>Receipts</w:t>
-            </w:r>
-          </w:p>
-        </w:tc>
-        <w:tc>
-          <w:tcPr>
-            <w:tcW w:w="0" w:type="auto"/>
-          </w:tcPr>
-          <w:p>
-            <w:pPr>
-              <w:jc w:val="both"/>
-              <w:rPr>
-                <w:sz w:val="22"/>
-              </w:rPr>
-            </w:pPr>
-            <w:r>
-              <w:rPr>
-                <w:sz w:val="22"/>
-              </w:rPr>
-              <w:t>Digital receipts per payment</w:t>
+              <w:t>Payments</w:t>
+            </w:r>
+          </w:p>
+        </w:tc>
+        <w:tc>
+          <w:tcPr>
+            <w:tcW w:w="0" w:type="auto"/>
+          </w:tcPr>
+          <w:p>
+            <w:pPr>
+              <w:jc w:val="both"/>
+              <w:rPr>
+                <w:sz w:val="22"/>
+              </w:rPr>
+            </w:pPr>
+            <w:r>
+              <w:rPr>
+                <w:sz w:val="22"/>
+              </w:rPr>
+              <w:t>Payment method (GCash, Maya, Card, COD) and status</w:t>
             </w:r>
           </w:p>
         </w:tc>
@@ -2351,26 +2438,26 @@
               <w:rPr>
                 <w:sz w:val="22"/>
               </w:rPr>
-              <w:t>Commissions</w:t>
-            </w:r>
-          </w:p>
-        </w:tc>
-        <w:tc>
-          <w:tcPr>
-            <w:tcW w:w="0" w:type="auto"/>
-          </w:tcPr>
-          <w:p>
-            <w:pPr>
-              <w:jc w:val="both"/>
-              <w:rPr>
-                <w:sz w:val="22"/>
-              </w:rPr>
-            </w:pPr>
-            <w:r>
-              <w:rPr>
-                <w:sz w:val="22"/>
-              </w:rPr>
-              <w:t>Custom work requests with auto numbers (REQ-2026-NNN)</w:t>
+              <w:t>Shipping</w:t>
+            </w:r>
+          </w:p>
+        </w:tc>
+        <w:tc>
+          <w:tcPr>
+            <w:tcW w:w="0" w:type="auto"/>
+          </w:tcPr>
+          <w:p>
+            <w:pPr>
+              <w:jc w:val="both"/>
+              <w:rPr>
+                <w:sz w:val="22"/>
+              </w:rPr>
+            </w:pPr>
+            <w:r>
+              <w:rPr>
+                <w:sz w:val="22"/>
+              </w:rPr>
+              <w:t>Delivery address, courier, and tracking status</w:t>
             </w:r>
           </w:p>
         </w:tc>
@@ -2391,26 +2478,26 @@
               <w:rPr>
                 <w:sz w:val="22"/>
               </w:rPr>
-              <w:t>CommissionReferenceImages, CommissionMessages</w:t>
-            </w:r>
-          </w:p>
-        </w:tc>
-        <w:tc>
-          <w:tcPr>
-            <w:tcW w:w="0" w:type="auto"/>
-          </w:tcPr>
-          <w:p>
-            <w:pPr>
-              <w:jc w:val="both"/>
-              <w:rPr>
-                <w:sz w:val="22"/>
-              </w:rPr>
-            </w:pPr>
-            <w:r>
-              <w:rPr>
-                <w:sz w:val="22"/>
-              </w:rPr>
-              <w:t>Reference files and merchant-customer messages</w:t>
+              <w:t>Receipts</w:t>
+            </w:r>
+          </w:p>
+        </w:tc>
+        <w:tc>
+          <w:tcPr>
+            <w:tcW w:w="0" w:type="auto"/>
+          </w:tcPr>
+          <w:p>
+            <w:pPr>
+              <w:jc w:val="both"/>
+              <w:rPr>
+                <w:sz w:val="22"/>
+              </w:rPr>
+            </w:pPr>
+            <w:r>
+              <w:rPr>
+                <w:sz w:val="22"/>
+              </w:rPr>
+              <w:t>Digital receipts per payment</w:t>
             </w:r>
           </w:p>
         </w:tc>
@@ -2431,26 +2518,26 @@
               <w:rPr>
                 <w:sz w:val="22"/>
               </w:rPr>
-              <w:t>Reviews</w:t>
-            </w:r>
-          </w:p>
-        </w:tc>
-        <w:tc>
-          <w:tcPr>
-            <w:tcW w:w="0" w:type="auto"/>
-          </w:tcPr>
-          <w:p>
-            <w:pPr>
-              <w:jc w:val="both"/>
-              <w:rPr>
-                <w:sz w:val="22"/>
-              </w:rPr>
-            </w:pPr>
-            <w:r>
-              <w:rPr>
-                <w:sz w:val="22"/>
-              </w:rPr>
-              <w:t>Ratings and comments from verified purchases only</w:t>
+              <w:t>Commissions</w:t>
+            </w:r>
+          </w:p>
+        </w:tc>
+        <w:tc>
+          <w:tcPr>
+            <w:tcW w:w="0" w:type="auto"/>
+          </w:tcPr>
+          <w:p>
+            <w:pPr>
+              <w:jc w:val="both"/>
+              <w:rPr>
+                <w:sz w:val="22"/>
+              </w:rPr>
+            </w:pPr>
+            <w:r>
+              <w:rPr>
+                <w:sz w:val="22"/>
+              </w:rPr>
+              <w:t>Custom work requests with auto numbers (REQ-2026-NNN)</w:t>
             </w:r>
           </w:p>
         </w:tc>
@@ -2471,26 +2558,26 @@
               <w:rPr>
                 <w:sz w:val="22"/>
               </w:rPr>
-              <w:t>Notifications</w:t>
-            </w:r>
-          </w:p>
-        </w:tc>
-        <w:tc>
-          <w:tcPr>
-            <w:tcW w:w="0" w:type="auto"/>
-          </w:tcPr>
-          <w:p>
-            <w:pPr>
-              <w:jc w:val="both"/>
-              <w:rPr>
-                <w:sz w:val="22"/>
-              </w:rPr>
-            </w:pPr>
-            <w:r>
-              <w:rPr>
-                <w:sz w:val="22"/>
-              </w:rPr>
-              <w:t>In-app alerts on order, payment, and commission events</w:t>
+              <w:t>CommissionReferenceImages, CommissionMessages</w:t>
+            </w:r>
+          </w:p>
+        </w:tc>
+        <w:tc>
+          <w:tcPr>
+            <w:tcW w:w="0" w:type="auto"/>
+          </w:tcPr>
+          <w:p>
+            <w:pPr>
+              <w:jc w:val="both"/>
+              <w:rPr>
+                <w:sz w:val="22"/>
+              </w:rPr>
+            </w:pPr>
+            <w:r>
+              <w:rPr>
+                <w:sz w:val="22"/>
+              </w:rPr>
+              <w:t>Reference files and merchant-customer messages</w:t>
             </w:r>
           </w:p>
         </w:tc>
@@ -2511,26 +2598,26 @@
               <w:rPr>
                 <w:sz w:val="22"/>
               </w:rPr>
-              <w:t>StoreLocations, Events, EventSales</w:t>
-            </w:r>
-          </w:p>
-        </w:tc>
-        <w:tc>
-          <w:tcPr>
-            <w:tcW w:w="0" w:type="auto"/>
-          </w:tcPr>
-          <w:p>
-            <w:pPr>
-              <w:jc w:val="both"/>
-              <w:rPr>
-                <w:sz w:val="22"/>
-              </w:rPr>
-            </w:pPr>
-            <w:r>
-              <w:rPr>
-                <w:sz w:val="22"/>
-              </w:rPr>
-              <w:t>Pop-up store events, booths, and event sales</w:t>
+              <w:t>CommissionStatusHistory</w:t>
+            </w:r>
+          </w:p>
+        </w:tc>
+        <w:tc>
+          <w:tcPr>
+            <w:tcW w:w="0" w:type="auto"/>
+          </w:tcPr>
+          <w:p>
+            <w:pPr>
+              <w:jc w:val="both"/>
+              <w:rPr>
+                <w:sz w:val="22"/>
+              </w:rPr>
+            </w:pPr>
+            <w:r>
+              <w:rPr>
+                <w:sz w:val="22"/>
+              </w:rPr>
+              <w:t>Audit trail of every commission status change</w:t>
             </w:r>
           </w:p>
         </w:tc>
@@ -2551,6 +2638,126 @@
               <w:rPr>
                 <w:sz w:val="22"/>
               </w:rPr>
+              <w:t>Reviews</w:t>
+            </w:r>
+          </w:p>
+        </w:tc>
+        <w:tc>
+          <w:tcPr>
+            <w:tcW w:w="0" w:type="auto"/>
+          </w:tcPr>
+          <w:p>
+            <w:pPr>
+              <w:jc w:val="both"/>
+              <w:rPr>
+                <w:sz w:val="22"/>
+              </w:rPr>
+            </w:pPr>
+            <w:r>
+              <w:rPr>
+                <w:sz w:val="22"/>
+              </w:rPr>
+              <w:t>Ratings and comments from verified purchases only</w:t>
+            </w:r>
+          </w:p>
+        </w:tc>
+      </w:tr>
+      <w:tr>
+        <w:tc>
+          <w:tcPr>
+            <w:tcW w:w="0" w:type="auto"/>
+          </w:tcPr>
+          <w:p>
+            <w:pPr>
+              <w:jc w:val="both"/>
+              <w:rPr>
+                <w:sz w:val="22"/>
+              </w:rPr>
+            </w:pPr>
+            <w:r>
+              <w:rPr>
+                <w:sz w:val="22"/>
+              </w:rPr>
+              <w:t>Notifications</w:t>
+            </w:r>
+          </w:p>
+        </w:tc>
+        <w:tc>
+          <w:tcPr>
+            <w:tcW w:w="0" w:type="auto"/>
+          </w:tcPr>
+          <w:p>
+            <w:pPr>
+              <w:jc w:val="both"/>
+              <w:rPr>
+                <w:sz w:val="22"/>
+              </w:rPr>
+            </w:pPr>
+            <w:r>
+              <w:rPr>
+                <w:sz w:val="22"/>
+              </w:rPr>
+              <w:t>In-app alerts on order, payment, and commission events</w:t>
+            </w:r>
+          </w:p>
+        </w:tc>
+      </w:tr>
+      <w:tr>
+        <w:tc>
+          <w:tcPr>
+            <w:tcW w:w="0" w:type="auto"/>
+          </w:tcPr>
+          <w:p>
+            <w:pPr>
+              <w:jc w:val="both"/>
+              <w:rPr>
+                <w:sz w:val="22"/>
+              </w:rPr>
+            </w:pPr>
+            <w:r>
+              <w:rPr>
+                <w:sz w:val="22"/>
+              </w:rPr>
+              <w:t>StoreLocations, PopUpEvents, EventInventory, EventSales</w:t>
+            </w:r>
+          </w:p>
+        </w:tc>
+        <w:tc>
+          <w:tcPr>
+            <w:tcW w:w="0" w:type="auto"/>
+          </w:tcPr>
+          <w:p>
+            <w:pPr>
+              <w:jc w:val="both"/>
+              <w:rPr>
+                <w:sz w:val="22"/>
+              </w:rPr>
+            </w:pPr>
+            <w:r>
+              <w:rPr>
+                <w:sz w:val="22"/>
+              </w:rPr>
+              <w:t>Pop-up store events, booths, and event sales</w:t>
+            </w:r>
+          </w:p>
+        </w:tc>
+      </w:tr>
+      <w:tr>
+        <w:tc>
+          <w:tcPr>
+            <w:tcW w:w="0" w:type="auto"/>
+          </w:tcPr>
+          <w:p>
+            <w:pPr>
+              <w:jc w:val="both"/>
+              <w:rPr>
+                <w:sz w:val="22"/>
+              </w:rPr>
+            </w:pPr>
+            <w:r>
+              <w:rPr>
+                <w:sz w:val="22"/>
+              </w:rPr>
               <w:t>AppErrors</w:t>
             </w:r>
           </w:p>
@@ -2589,6 +2796,7 @@
         <w:rPr>
           <w:b/>
         </w:rPr>
+        <w:lastRenderedPageBreak/>
         <w:t>3.7 Security Measures</w:t>
       </w:r>
     </w:p>
@@ -2656,49 +2864,41 @@
       </w:r>
     </w:p>
     <w:p>
-      <w:r>
-        <w:br w:type="page"/>
-      </w:r>
-    </w:p>
-    <w:p>
-      <w:pPr>
-        <w:spacing w:after="0" w:line="480" w:lineRule="auto"/>
-        <w:jc w:val="center"/>
-        <w:rPr>
-          <w:b/>
-        </w:rPr>
-      </w:pPr>
-      <w:r>
-        <w:rPr>
-          <w:b/>
-        </w:rPr>
-        <w:t>CHAPTER 4</w:t>
-      </w:r>
-    </w:p>
-    <w:p>
-      <w:pPr>
-        <w:spacing w:after="0" w:line="480" w:lineRule="auto"/>
-        <w:jc w:val="center"/>
-        <w:rPr>
-          <w:b/>
-        </w:rPr>
-      </w:pPr>
-      <w:r>
-        <w:rPr>
-          <w:b/>
-        </w:rPr>
-        <w:t>DEVELOPMENT METHODOLOGY AND TIMELINE</w:t>
-      </w:r>
-    </w:p>
-    <w:p>
-      <w:pPr>
-        <w:spacing w:after="0" w:line="480" w:lineRule="auto"/>
-      </w:pPr>
-      <w:r>
-        <w:rPr>
-          <w:b/>
-        </w:rPr>
-        <w:t>4.1 Development Methodology</w:t>
+      <w:pPr>
+        <w:spacing w:after="0" w:line="480" w:lineRule="auto"/>
+        <w:ind w:left="720" w:hanging="360"/>
+      </w:pPr>
+      <w:r>
+        <w:t>- Every state-changing request is validated against a per-session CSRF token that is checked in one place in the application pipeline, so no individual page can bypass it; the token is reissued after sign-in and a mismatch is refused and logged.</w:t>
+      </w:r>
+    </w:p>
+    <w:p>
+      <w:pPr>
+        <w:spacing w:after="0" w:line="480" w:lineRule="auto"/>
+        <w:ind w:left="720" w:hanging="360"/>
+      </w:pPr>
+      <w:r>
+        <w:t>- Order and payment actions are authorized against the signed-in user: only the customer who placed an order, or a merchant or administrator, may open it or confirm its payment, and a cancelled order can no longer be paid.</w:t>
+      </w:r>
+    </w:p>
+    <w:p>
+      <w:pPr>
+        <w:spacing w:after="0" w:line="480" w:lineRule="auto"/>
+        <w:ind w:left="720" w:hanging="360"/>
+      </w:pPr>
+      <w:r>
+        <w:t>- Responses carry Content-Security-Policy, X-Content-Type-Options, X-Frame-Options, and Referrer-Policy headers, and the session cookie is marked HttpOnly.</w:t>
+      </w:r>
+    </w:p>
+    <w:p>
+      <w:pPr>
+        <w:spacing w:after="0" w:line="480" w:lineRule="auto"/>
+      </w:pPr>
+      <w:r>
+        <w:rPr>
+          <w:b/>
+        </w:rPr>
+        <w:t>3.8 Data Integrity and Concurrency Control</w:t>
       </w:r>
     </w:p>
     <w:p>
@@ -2708,6 +2908,100 @@
         <w:jc w:val="both"/>
       </w:pPr>
       <w:r>
+        <w:t>Because several customers can act on the same product and on the same pop-up booth at the same moment, the write paths that must not be interrupted are protected explicitly.</w:t>
+      </w:r>
+    </w:p>
+    <w:p>
+      <w:pPr>
+        <w:spacing w:after="0" w:line="480" w:lineRule="auto"/>
+        <w:ind w:left="720" w:hanging="360"/>
+      </w:pPr>
+      <w:r>
+        <w:lastRenderedPageBreak/>
+        <w:t>- Multi-step writes run inside a single database transaction. Checkout writes the order, its order items, the stock decrements, the payment and shipment records, and clears the cart as one unit; if any part fails, the whole checkout is rolled back and no partial order is left behind.</w:t>
+      </w:r>
+    </w:p>
+    <w:p>
+      <w:pPr>
+        <w:spacing w:after="0" w:line="480" w:lineRule="auto"/>
+        <w:ind w:left="720" w:hanging="360"/>
+      </w:pPr>
+      <w:r>
+        <w:t>- Stock is never decremented on the strength of an earlier read. The update itself is conditional on sufficient stock, so when a concurrent order takes the last unit first the update matches no row and the transaction is rolled back instead of overselling.</w:t>
+      </w:r>
+    </w:p>
+    <w:p>
+      <w:pPr>
+        <w:spacing w:after="0" w:line="480" w:lineRule="auto"/>
+        <w:ind w:left="720" w:hanging="360"/>
+      </w:pPr>
+      <w:r>
+        <w:t>- A pop-up booth sale locks its event inventory row for the duration of the sale, so two simultaneous sales of the same item are serialized rather than both passing the availability check.</w:t>
+      </w:r>
+    </w:p>
+    <w:p>
+      <w:pPr>
+        <w:spacing w:after="0" w:line="480" w:lineRule="auto"/>
+        <w:ind w:left="720" w:hanging="360"/>
+      </w:pPr>
+      <w:r>
+        <w:t>- The transaction boundary itself is centralized in a single helper, so any new multi-step write inherits the same guarantee instead of having to remember to add it.</w:t>
+      </w:r>
+    </w:p>
+    <w:p>
+      <w:r>
+        <w:br w:type="page"/>
+      </w:r>
+    </w:p>
+    <w:p>
+      <w:pPr>
+        <w:spacing w:after="0" w:line="480" w:lineRule="auto"/>
+        <w:jc w:val="center"/>
+        <w:rPr>
+          <w:b/>
+        </w:rPr>
+      </w:pPr>
+      <w:r>
+        <w:rPr>
+          <w:b/>
+        </w:rPr>
+        <w:lastRenderedPageBreak/>
+        <w:t>CHAPTER 4</w:t>
+      </w:r>
+    </w:p>
+    <w:p>
+      <w:pPr>
+        <w:spacing w:after="0" w:line="480" w:lineRule="auto"/>
+        <w:jc w:val="center"/>
+        <w:rPr>
+          <w:b/>
+        </w:rPr>
+      </w:pPr>
+      <w:r>
+        <w:rPr>
+          <w:b/>
+        </w:rPr>
+        <w:t>DEVELOPMENT METHODOLOGY AND TIMELINE</w:t>
+      </w:r>
+    </w:p>
+    <w:p>
+      <w:pPr>
+        <w:spacing w:after="0" w:line="480" w:lineRule="auto"/>
+      </w:pPr>
+      <w:r>
+        <w:rPr>
+          <w:b/>
+        </w:rPr>
+        <w:t>4.1 Development Methodology</w:t>
+      </w:r>
+    </w:p>
+    <w:p>
+      <w:pPr>
+        <w:spacing w:after="0" w:line="480" w:lineRule="auto"/>
+        <w:ind w:firstLine="720"/>
+        <w:jc w:val="both"/>
+      </w:pPr>
+      <w:r>
         <w:t>An agile, iterative approach was used so that working features could be demonstrated early and refined continuously.</w:t>
       </w:r>
     </w:p>
@@ -2728,7 +3022,7 @@
         <w:jc w:val="both"/>
       </w:pPr>
       <w:r>
-        <w:t>- Database design and seeding: schema, seed data, indexes, and a utf8mb4 migration applied to the live database.</w:t>
+        <w:t xml:space="preserve">- Database design and seeding: the PostgreSQL schema, seed data, secondary indexes, and row-level security applied to the live database.</w:t>
       </w:r>
     </w:p>
     <w:p>
@@ -2758,17 +3052,23 @@
         <w:jc w:val="both"/>
       </w:pPr>
       <w:r>
-        <w:t>- Deployment and documentation: a one-click launcher (run-website.bat) and public sharing through a Cloudflare tunnel (share-website.bat), plus this project paper.</w:t>
-      </w:r>
-    </w:p>
-    <w:p>
-      <w:pPr>
-        <w:spacing w:after="0" w:line="480" w:lineRule="auto"/>
-      </w:pPr>
-      <w:r>
-        <w:rPr>
-          <w:b/>
-        </w:rPr>
+        <w:t>- Deployment and documentation: a one-click launcher (run-website.bat), public sharing through a Cloudflare tunnel (share-website.bat), a containerized build (Dockerfile) that compiles the solution and pre-generates the ASPX pages on the Mono/XSP4 runtime for a cloud demo host, and this project paper.</w:t>
+      </w:r>
+    </w:p>
+    <w:p>
+      <w:r>
+        <w:br w:type="page"/>
+      </w:r>
+    </w:p>
+    <w:p>
+      <w:pPr>
+        <w:spacing w:after="0" w:line="480" w:lineRule="auto"/>
+      </w:pPr>
+      <w:r>
+        <w:rPr>
+          <w:b/>
+        </w:rPr>
+        <w:lastRenderedPageBreak/>
         <w:t>4.2 Project Timeline</w:t>
       </w:r>
     </w:p>
@@ -3263,6 +3563,7 @@
         <w:rPr>
           <w:b/>
         </w:rPr>
+        <w:lastRenderedPageBreak/>
         <w:t>CHAPTER 5</w:t>
       </w:r>
     </w:p>
@@ -3340,6 +3641,7 @@
         <w:rPr>
           <w:b/>
         </w:rPr>
+        <w:lastRenderedPageBreak/>
         <w:t>REFERENCES</w:t>
       </w:r>
     </w:p>
@@ -3385,7 +3687,16 @@
         <w:ind w:left="1440" w:hanging="1440"/>
       </w:pPr>
       <w:r>
-        <w:t>Oracle Corporation. (2026). MySQL 8.0 Reference Manual [Documentation]. Retrieved from https://dev.mysql.com/doc</w:t>
+        <w:t xml:space="preserve">The Npgsql Team. (2026). Npgsql - a .NET provider for PostgreSQL [Documentation]. Retrieved from https://www.npgsql.org</w:t>
+      </w:r>
+    </w:p>
+    <w:p>
+      <w:pPr>
+        <w:spacing w:after="0" w:line="240" w:lineRule="auto"/>
+        <w:ind w:left="1440" w:hanging="1440"/>
+      </w:pPr>
+      <w:r>
+        <w:t xml:space="preserve">PostgreSQL Global Development Group. (2026). PostgreSQL 16 documentation [Documentation]. Retrieved from https://www.postgresql.org/docs</w:t>
       </w:r>
     </w:p>
     <w:p>
